--- a/documents/Avenant2ndeVie-Foyer-template.docx
+++ b/documents/Avenant2ndeVie-Foyer-template.docx
@@ -401,15 +401,7 @@
           <w:szCs w:val="22"/>
           <w:lang w:eastAsia="fr-FR"/>
         </w:rPr>
-        <w:t>|length == 1 %}</w:t>
-      </w:r>
-      <w:r>
-        <w:rPr>
-          <w:color w:val="000000"/>
-          <w:szCs w:val="22"/>
-          <w:lang w:eastAsia="fr-FR"/>
-        </w:rPr>
-        <w:t>est modifiée</w:t>
+        <w:t>|length == 1 %}est modifiée</w:t>
       </w:r>
       <w:r>
         <w:rPr>
@@ -563,31 +555,7 @@
           <w:szCs w:val="22"/>
           <w:lang w:eastAsia="fr-FR"/>
         </w:rPr>
-        <w:t>|length == 1 %}</w:t>
-      </w:r>
-      <w:r>
-        <w:rPr>
-          <w:color w:val="000000"/>
-          <w:szCs w:val="22"/>
-          <w:lang w:eastAsia="fr-FR"/>
-        </w:rPr>
-        <w:t>de l</w:t>
-      </w:r>
-      <w:r>
-        <w:rPr>
-          <w:color w:val="000000"/>
-          <w:szCs w:val="22"/>
-          <w:lang w:eastAsia="fr-FR"/>
-        </w:rPr>
-        <w:t xml:space="preserve">a convention </w:t>
-      </w:r>
-      <w:r>
-        <w:rPr>
-          <w:color w:val="000000"/>
-          <w:szCs w:val="22"/>
-          <w:lang w:eastAsia="fr-FR"/>
-        </w:rPr>
-        <w:t>mentionnée</w:t>
+        <w:t>|length == 1 %}de la convention mentionnée</w:t>
       </w:r>
       <w:r>
         <w:rPr>
@@ -811,7 +779,17 @@
           <w:kern w:val="2"/>
           <w:lang w:eastAsia="zh-CN" w:bidi="hi-IN"/>
         </w:rPr>
-        <w:t>axima applicables à la part de la redevance assimilable au loyer et aux charges locatives récupérables</w:t>
+        <w:t xml:space="preserve">axima applicables à la part de la redevance assimilable </w:t>
+      </w:r>
+      <w:r>
+        <w:rPr>
+          <w:rFonts w:eastAsia="SimSun;宋体"/>
+          <w:bCs/>
+          <w:kern w:val="2"/>
+          <w:lang w:eastAsia="zh-CN" w:bidi="hi-IN"/>
+        </w:rPr>
+        <w:lastRenderedPageBreak/>
+        <w:t>au loyer et aux charges locatives récupérables</w:t>
       </w:r>
       <w:r>
         <w:rPr>
@@ -824,11 +802,7 @@
         <w:t xml:space="preserve"> </w:t>
       </w:r>
       <w:r>
-        <w:t xml:space="preserve">des conventions mentionnées à l’article </w:t>
-      </w:r>
-      <w:r>
-        <w:lastRenderedPageBreak/>
-        <w:t>1</w:t>
+        <w:t>des conventions mentionnées à l’article 1</w:t>
       </w:r>
       <w:r>
         <w:rPr>
@@ -1250,7 +1224,6 @@
         <w:rPr>
           <w:color w:val="000000"/>
         </w:rPr>
-        <w:lastRenderedPageBreak/>
         <w:t>Le gestionnaire (6), {{ convention.gestionnaire_signataire_bloc_signature|default_empty_if_none }}</w:t>
       </w:r>
     </w:p>
@@ -4352,6 +4325,31 @@
 
 <file path=word/header3.xml><?xml version="1.0" encoding="utf-8"?>
 <w:hdr xmlns:wpc="http://schemas.microsoft.com/office/word/2010/wordprocessingCanvas" xmlns:cx="http://schemas.microsoft.com/office/drawing/2014/chartex" xmlns:cx1="http://schemas.microsoft.com/office/drawing/2015/9/8/chartex" xmlns:cx2="http://schemas.microsoft.com/office/drawing/2015/10/21/chartex" xmlns:cx3="http://schemas.microsoft.com/office/drawing/2016/5/9/chartex" xmlns:cx4="http://schemas.microsoft.com/office/drawing/2016/5/10/chartex" xmlns:cx5="http://schemas.microsoft.com/office/drawing/2016/5/11/chartex" xmlns:cx6="http://schemas.microsoft.com/office/drawing/2016/5/12/chartex" xmlns:cx7="http://schemas.microsoft.com/office/drawing/2016/5/13/chartex" xmlns:cx8="http://schemas.microsoft.com/office/drawing/2016/5/14/chartex" xmlns:mc="http://schemas.openxmlformats.org/markup-compatibility/2006" xmlns:aink="http://schemas.microsoft.com/office/drawing/2016/ink" xmlns:am3d="http://schemas.microsoft.com/office/drawing/2017/model3d" xmlns:o="urn:schemas-microsoft-com:office:office" xmlns:oel="http://schemas.microsoft.com/office/2019/extlst" xmlns:r="http://schemas.openxmlformats.org/officeDocument/2006/relationships" xmlns:m="http://schemas.openxmlformats.org/officeDocument/2006/math" xmlns:v="urn:schemas-microsoft-com:vml" xmlns:wp14="http://schemas.microsoft.com/office/word/2010/wordprocessingDrawing" xmlns:wp="http://schemas.openxmlformats.org/drawingml/2006/wordprocessingDrawing" xmlns:w10="urn:schemas-microsoft-com:office:word" xmlns:w="http://schemas.openxmlformats.org/wordprocessingml/2006/main" xmlns:w14="http://schemas.microsoft.com/office/word/2010/wordml" xmlns:w15="http://schemas.microsoft.com/office/word/2012/wordml" xmlns:w16cex="http://schemas.microsoft.com/office/word/2018/wordml/cex" xmlns:w16cid="http://schemas.microsoft.com/office/word/2016/wordml/cid" xmlns:w16="http://schemas.microsoft.com/office/word/2018/wordml" xmlns:w16du="http://schemas.microsoft.com/office/word/2023/wordml/word16du" xmlns:w16sdtdh="http://schemas.microsoft.com/office/word/2020/wordml/sdtdatahash" xmlns:w16sdtfl="http://schemas.microsoft.com/office/word/2024/wordml/sdtformatlock" xmlns:w16se="http://schemas.microsoft.com/office/word/2015/wordml/symex" xmlns:wpg="http://schemas.microsoft.com/office/word/2010/wordprocessingGroup" xmlns:wpi="http://schemas.microsoft.com/office/word/2010/wordprocessingInk" xmlns:wne="http://schemas.microsoft.com/office/word/2006/wordml" xmlns:wps="http://schemas.microsoft.com/office/word/2010/wordprocessingShape" mc:Ignorable="w14 w15 w16se w16cid w16 w16cex w16sdtdh w16sdtfl w16du wp14">
+  <w:p>
+    <w:pPr>
+      <w:rPr>
+        <w:sz w:val="22"/>
+        <w:szCs w:val="22"/>
+        <w:lang w:val="en-US"/>
+      </w:rPr>
+    </w:pPr>
+    <w:r>
+      <w:rPr>
+        <w:sz w:val="22"/>
+        <w:szCs w:val="22"/>
+        <w:lang w:val="en-US"/>
+      </w:rPr>
+      <w:t>{% if can_be_published</w:t>
+    </w:r>
+    <w:r>
+      <w:rPr>
+        <w:sz w:val="22"/>
+        <w:szCs w:val="22"/>
+        <w:lang w:val="en-US"/>
+      </w:rPr>
+      <w:t xml:space="preserve"> %}</w:t>
+    </w:r>
+  </w:p>
   <w:tbl>
     <w:tblPr>
       <w:tblStyle w:val="Grilledutableau"/>
@@ -4384,6 +4382,7 @@
             <w:rPr>
               <w:sz w:val="12"/>
               <w:szCs w:val="12"/>
+              <w:lang w:val="en-US"/>
             </w:rPr>
           </w:pPr>
         </w:p>
@@ -4847,6 +4846,9 @@
         <w:tab w:val="clear" w:pos="9072"/>
       </w:tabs>
     </w:pPr>
+    <w:r>
+      <w:t>{% endif %}</w:t>
+    </w:r>
     <w:r>
       <w:rPr>
         <w:noProof/>
